--- a/pr-preview/pr-27/chapters/coding-practices-tracked-changes.docx
+++ b/pr-preview/pr-27/chapters/coding-practices-tracked-changes.docx
@@ -16,7 +16,7 @@
       </w:pPr>
       <w:del w:id="1" w:author="PR Preview" w:date="2026-01-01T00:00:00Z">
         <w:r>
-          <w:delText xml:space="preserve">Last modified: 2026-10-12 21:28:22 (PDT)</w:delText>
+          <w:delText xml:space="preserve">Last modified: 2026-10-14 01:49:27 (PDT)</w:delText>
         </w:r>
       </w:del>
     </w:p>
@@ -26,7 +26,7 @@
       </w:pPr>
       <w:ins w:id="2" w:author="PR Preview" w:date="2026-01-01T00:00:00Z">
         <w:r>
-          <w:t xml:space="preserve">Last modified: 2026-10-14 01:35:48 (PDT)</w:t>
+          <w:t xml:space="preserve">Last modified: 2026-10-14 01:49:06 (PDT)</w:t>
         </w:r>
       </w:ins>
     </w:p>
@@ -36624,20 +36624,26 @@
           <w:numId w:val="1064"/>
         </w:numPr>
       </w:pPr>
-      <w:hyperlink r:id="rId312">
-        <w:r>
-          <w:rPr>
-            <w:rStyle w:val="Hyperlink"/>
-          </w:rPr>
-          <w:t xml:space="preserve">Tidy Evaluation</w:t>
-        </w:r>
+      <w:hyperlink r:id="rId309">
+        <w:del w:id="86" w:author="PR Preview" w:date="2026-01-01T00:00:00Z">
+          <w:r>
+            <w:rPr>
+              <w:rStyle w:val="Hyperlink"/>
+            </w:rPr>
+            <w:delText xml:space="preserve">Tidy Evaluation</w:delText>
+          </w:r>
+        </w:del>
       </w:hyperlink>
-      <w:r>
-        <w:t xml:space="preserve"> </w:t>
-      </w:r>
-      <w:r>
-        <w:t xml:space="preserve">(e-book)</w:t>
-      </w:r>
+      <w:del w:id="87" w:author="PR Preview" w:date="2026-01-01T00:00:00Z">
+        <w:r>
+          <w:delText xml:space="preserve"> </w:delText>
+        </w:r>
+      </w:del>
+      <w:del w:id="88" w:author="PR Preview" w:date="2026-01-01T00:00:00Z">
+        <w:r>
+          <w:delText xml:space="preserve">(e-book)</w:delText>
+        </w:r>
+      </w:del>
     </w:p>
     <w:p>
       <w:pPr>
@@ -36647,20 +36653,26 @@
           <w:numId w:val="1064"/>
         </w:numPr>
       </w:pPr>
-      <w:hyperlink r:id="rId313">
-        <w:r>
-          <w:rPr>
-            <w:rStyle w:val="Hyperlink"/>
-          </w:rPr>
-          <w:t xml:space="preserve">Evaluation</w:t>
-        </w:r>
+      <w:hyperlink r:id="rId312">
+        <w:ins w:id="89" w:author="PR Preview" w:date="2026-01-01T00:00:00Z">
+          <w:r>
+            <w:rPr>
+              <w:rStyle w:val="Hyperlink"/>
+            </w:rPr>
+            <w:t xml:space="preserve">Data masking</w:t>
+          </w:r>
+        </w:ins>
       </w:hyperlink>
-      <w:r>
-        <w:t xml:space="preserve"> </w:t>
-      </w:r>
-      <w:r>
-        <w:t xml:space="preserve">(advanced details)</w:t>
-      </w:r>
+      <w:ins w:id="90" w:author="PR Preview" w:date="2026-01-01T00:00:00Z">
+        <w:r>
+          <w:t xml:space="preserve"> </w:t>
+        </w:r>
+      </w:ins>
+      <w:ins w:id="91" w:author="PR Preview" w:date="2026-01-01T00:00:00Z">
+        <w:r>
+          <w:t xml:space="preserve">(rlang reference)</w:t>
+        </w:r>
+      </w:ins>
     </w:p>
     <w:p>
       <w:pPr>
@@ -36670,19 +36682,19 @@
           <w:numId w:val="1064"/>
         </w:numPr>
       </w:pPr>
-      <w:hyperlink r:id="rId314">
+      <w:hyperlink r:id="rId313">
         <w:r>
           <w:rPr>
             <w:rStyle w:val="Hyperlink"/>
           </w:rPr>
-          <w:t xml:space="preserve">Data Frame Columns as Arguments to Dplyr Functions</w:t>
+          <w:t xml:space="preserve">Evaluation</w:t>
         </w:r>
       </w:hyperlink>
       <w:r>
         <w:t xml:space="preserve"> </w:t>
       </w:r>
       <w:r>
-        <w:t xml:space="preserve">(blog)</w:t>
+        <w:t xml:space="preserve">(advanced details)</w:t>
       </w:r>
     </w:p>
     <w:p>
@@ -36693,6 +36705,29 @@
           <w:numId w:val="1064"/>
         </w:numPr>
       </w:pPr>
+      <w:hyperlink r:id="rId314">
+        <w:r>
+          <w:rPr>
+            <w:rStyle w:val="Hyperlink"/>
+          </w:rPr>
+          <w:t xml:space="preserve">Data Frame Columns as Arguments to Dplyr Functions</w:t>
+        </w:r>
+      </w:hyperlink>
+      <w:r>
+        <w:t xml:space="preserve"> </w:t>
+      </w:r>
+      <w:r>
+        <w:t xml:space="preserve">(blog)</w:t>
+      </w:r>
+    </w:p>
+    <w:p>
+      <w:pPr>
+        <w:pStyle w:val="Compact"/>
+        <w:numPr>
+          <w:ilvl w:val="0"/>
+          <w:numId w:val="1064"/>
+        </w:numPr>
+      </w:pPr>
       <w:hyperlink r:id="rId315">
         <w:r>
           <w:rPr>
@@ -37176,17 +37211,17 @@
       <w:pPr>
         <w:pStyle w:val="FirstParagraph"/>
       </w:pPr>
-      <w:del w:id="86" w:author="PR Preview" w:date="2026-01-01T00:00:00Z">
+      <w:del w:id="92" w:author="PR Preview" w:date="2026-01-01T00:00:00Z">
         <w:r>
           <w:delText xml:space="preserve">There are two major differences between</w:delText>
         </w:r>
       </w:del>
-      <w:del w:id="87" w:author="PR Preview" w:date="2026-01-01T00:00:00Z">
+      <w:del w:id="93" w:author="PR Preview" w:date="2026-01-01T00:00:00Z">
         <w:r>
           <w:delText xml:space="preserve"> </w:delText>
         </w:r>
       </w:del>
-      <w:del w:id="88" w:author="PR Preview" w:date="2026-01-01T00:00:00Z">
+      <w:del w:id="94" w:author="PR Preview" w:date="2026-01-01T00:00:00Z">
         <w:r>
           <w:rPr>
             <w:rStyle w:val="VerbatimChar"/>
@@ -37194,22 +37229,22 @@
           <w:delText xml:space="preserve">mapply()</w:delText>
         </w:r>
       </w:del>
-      <w:del w:id="89" w:author="PR Preview" w:date="2026-01-01T00:00:00Z">
+      <w:del w:id="95" w:author="PR Preview" w:date="2026-01-01T00:00:00Z">
         <w:r>
           <w:delText xml:space="preserve"> </w:delText>
         </w:r>
       </w:del>
-      <w:del w:id="90" w:author="PR Preview" w:date="2026-01-01T00:00:00Z">
+      <w:del w:id="96" w:author="PR Preview" w:date="2026-01-01T00:00:00Z">
         <w:r>
           <w:delText xml:space="preserve">and</w:delText>
         </w:r>
       </w:del>
-      <w:del w:id="91" w:author="PR Preview" w:date="2026-01-01T00:00:00Z">
+      <w:del w:id="97" w:author="PR Preview" w:date="2026-01-01T00:00:00Z">
         <w:r>
           <w:delText xml:space="preserve"> </w:delText>
         </w:r>
       </w:del>
-      <w:del w:id="92" w:author="PR Preview" w:date="2026-01-01T00:00:00Z">
+      <w:del w:id="98" w:author="PR Preview" w:date="2026-01-01T00:00:00Z">
         <w:r>
           <w:rPr>
             <w:rStyle w:val="VerbatimChar"/>
@@ -37217,17 +37252,17 @@
           <w:delText xml:space="preserve">pmap()</w:delText>
         </w:r>
       </w:del>
-      <w:del w:id="93" w:author="PR Preview" w:date="2026-01-01T00:00:00Z">
+      <w:del w:id="99" w:author="PR Preview" w:date="2026-01-01T00:00:00Z">
         <w:r>
           <w:delText xml:space="preserve">. The first difference is that</w:delText>
         </w:r>
       </w:del>
-      <w:del w:id="94" w:author="PR Preview" w:date="2026-01-01T00:00:00Z">
+      <w:del w:id="100" w:author="PR Preview" w:date="2026-01-01T00:00:00Z">
         <w:r>
           <w:delText xml:space="preserve"> </w:delText>
         </w:r>
       </w:del>
-      <w:del w:id="95" w:author="PR Preview" w:date="2026-01-01T00:00:00Z">
+      <w:del w:id="101" w:author="PR Preview" w:date="2026-01-01T00:00:00Z">
         <w:r>
           <w:rPr>
             <w:rStyle w:val="VerbatimChar"/>
@@ -37235,22 +37270,22 @@
           <w:delText xml:space="preserve">mapply()</w:delText>
         </w:r>
       </w:del>
-      <w:del w:id="96" w:author="PR Preview" w:date="2026-01-01T00:00:00Z">
+      <w:del w:id="102" w:author="PR Preview" w:date="2026-01-01T00:00:00Z">
         <w:r>
           <w:delText xml:space="preserve"> </w:delText>
         </w:r>
       </w:del>
-      <w:del w:id="97" w:author="PR Preview" w:date="2026-01-01T00:00:00Z">
+      <w:del w:id="103" w:author="PR Preview" w:date="2026-01-01T00:00:00Z">
         <w:r>
           <w:delText xml:space="preserve">takes seperate lists as its input arguments, while</w:delText>
         </w:r>
       </w:del>
-      <w:del w:id="98" w:author="PR Preview" w:date="2026-01-01T00:00:00Z">
+      <w:del w:id="104" w:author="PR Preview" w:date="2026-01-01T00:00:00Z">
         <w:r>
           <w:delText xml:space="preserve"> </w:delText>
         </w:r>
       </w:del>
-      <w:del w:id="99" w:author="PR Preview" w:date="2026-01-01T00:00:00Z">
+      <w:del w:id="105" w:author="PR Preview" w:date="2026-01-01T00:00:00Z">
         <w:r>
           <w:rPr>
             <w:rStyle w:val="VerbatimChar"/>
@@ -37258,22 +37293,22 @@
           <w:delText xml:space="preserve">pmap()</w:delText>
         </w:r>
       </w:del>
-      <w:del w:id="100" w:author="PR Preview" w:date="2026-01-01T00:00:00Z">
+      <w:del w:id="106" w:author="PR Preview" w:date="2026-01-01T00:00:00Z">
         <w:r>
           <w:delText xml:space="preserve"> </w:delText>
         </w:r>
       </w:del>
-      <w:del w:id="101" w:author="PR Preview" w:date="2026-01-01T00:00:00Z">
+      <w:del w:id="107" w:author="PR Preview" w:date="2026-01-01T00:00:00Z">
         <w:r>
           <w:delText xml:space="preserve">takes a list of list. Secondly, the output of</w:delText>
         </w:r>
       </w:del>
-      <w:del w:id="102" w:author="PR Preview" w:date="2026-01-01T00:00:00Z">
+      <w:del w:id="108" w:author="PR Preview" w:date="2026-01-01T00:00:00Z">
         <w:r>
           <w:delText xml:space="preserve"> </w:delText>
         </w:r>
       </w:del>
-      <w:del w:id="103" w:author="PR Preview" w:date="2026-01-01T00:00:00Z">
+      <w:del w:id="109" w:author="PR Preview" w:date="2026-01-01T00:00:00Z">
         <w:r>
           <w:rPr>
             <w:rStyle w:val="VerbatimChar"/>
@@ -37281,22 +37316,22 @@
           <w:delText xml:space="preserve">mapply()</w:delText>
         </w:r>
       </w:del>
-      <w:del w:id="104" w:author="PR Preview" w:date="2026-01-01T00:00:00Z">
+      <w:del w:id="110" w:author="PR Preview" w:date="2026-01-01T00:00:00Z">
         <w:r>
           <w:delText xml:space="preserve"> </w:delText>
         </w:r>
       </w:del>
-      <w:del w:id="105" w:author="PR Preview" w:date="2026-01-01T00:00:00Z">
+      <w:del w:id="111" w:author="PR Preview" w:date="2026-01-01T00:00:00Z">
         <w:r>
           <w:delText xml:space="preserve">will be in the form of a matrix or an array, but</w:delText>
         </w:r>
       </w:del>
-      <w:del w:id="106" w:author="PR Preview" w:date="2026-01-01T00:00:00Z">
+      <w:del w:id="112" w:author="PR Preview" w:date="2026-01-01T00:00:00Z">
         <w:r>
           <w:delText xml:space="preserve"> </w:delText>
         </w:r>
       </w:del>
-      <w:del w:id="107" w:author="PR Preview" w:date="2026-01-01T00:00:00Z">
+      <w:del w:id="113" w:author="PR Preview" w:date="2026-01-01T00:00:00Z">
         <w:r>
           <w:rPr>
             <w:rStyle w:val="VerbatimChar"/>
@@ -37304,12 +37339,12 @@
           <w:delText xml:space="preserve">pmap()</w:delText>
         </w:r>
       </w:del>
-      <w:del w:id="108" w:author="PR Preview" w:date="2026-01-01T00:00:00Z">
+      <w:del w:id="114" w:author="PR Preview" w:date="2026-01-01T00:00:00Z">
         <w:r>
           <w:delText xml:space="preserve"> </w:delText>
         </w:r>
       </w:del>
-      <w:del w:id="109" w:author="PR Preview" w:date="2026-01-01T00:00:00Z">
+      <w:del w:id="115" w:author="PR Preview" w:date="2026-01-01T00:00:00Z">
         <w:r>
           <w:delText xml:space="preserve">produces a list directly.</w:delText>
         </w:r>
@@ -37319,17 +37354,17 @@
       <w:pPr>
         <w:pStyle w:val="FirstParagraph"/>
       </w:pPr>
-      <w:ins w:id="110" w:author="PR Preview" w:date="2026-01-01T00:00:00Z">
+      <w:ins w:id="116" w:author="PR Preview" w:date="2026-01-01T00:00:00Z">
         <w:r>
           <w:t xml:space="preserve">There are two major differences between</w:t>
         </w:r>
       </w:ins>
-      <w:ins w:id="111" w:author="PR Preview" w:date="2026-01-01T00:00:00Z">
+      <w:ins w:id="117" w:author="PR Preview" w:date="2026-01-01T00:00:00Z">
         <w:r>
           <w:t xml:space="preserve"> </w:t>
         </w:r>
       </w:ins>
-      <w:ins w:id="112" w:author="PR Preview" w:date="2026-01-01T00:00:00Z">
+      <w:ins w:id="118" w:author="PR Preview" w:date="2026-01-01T00:00:00Z">
         <w:r>
           <w:rPr>
             <w:rStyle w:val="VerbatimChar"/>
@@ -37337,22 +37372,22 @@
           <w:t xml:space="preserve">mapply()</w:t>
         </w:r>
       </w:ins>
-      <w:ins w:id="113" w:author="PR Preview" w:date="2026-01-01T00:00:00Z">
+      <w:ins w:id="119" w:author="PR Preview" w:date="2026-01-01T00:00:00Z">
         <w:r>
           <w:t xml:space="preserve"> </w:t>
         </w:r>
       </w:ins>
-      <w:ins w:id="114" w:author="PR Preview" w:date="2026-01-01T00:00:00Z">
+      <w:ins w:id="120" w:author="PR Preview" w:date="2026-01-01T00:00:00Z">
         <w:r>
           <w:t xml:space="preserve">and</w:t>
         </w:r>
       </w:ins>
-      <w:ins w:id="115" w:author="PR Preview" w:date="2026-01-01T00:00:00Z">
+      <w:ins w:id="121" w:author="PR Preview" w:date="2026-01-01T00:00:00Z">
         <w:r>
           <w:t xml:space="preserve"> </w:t>
         </w:r>
       </w:ins>
-      <w:ins w:id="116" w:author="PR Preview" w:date="2026-01-01T00:00:00Z">
+      <w:ins w:id="122" w:author="PR Preview" w:date="2026-01-01T00:00:00Z">
         <w:r>
           <w:rPr>
             <w:rStyle w:val="VerbatimChar"/>
@@ -37360,17 +37395,17 @@
           <w:t xml:space="preserve">pmap()</w:t>
         </w:r>
       </w:ins>
-      <w:ins w:id="117" w:author="PR Preview" w:date="2026-01-01T00:00:00Z">
+      <w:ins w:id="123" w:author="PR Preview" w:date="2026-01-01T00:00:00Z">
         <w:r>
           <w:t xml:space="preserve">. The first difference is that</w:t>
         </w:r>
       </w:ins>
-      <w:ins w:id="118" w:author="PR Preview" w:date="2026-01-01T00:00:00Z">
+      <w:ins w:id="124" w:author="PR Preview" w:date="2026-01-01T00:00:00Z">
         <w:r>
           <w:t xml:space="preserve"> </w:t>
         </w:r>
       </w:ins>
-      <w:ins w:id="119" w:author="PR Preview" w:date="2026-01-01T00:00:00Z">
+      <w:ins w:id="125" w:author="PR Preview" w:date="2026-01-01T00:00:00Z">
         <w:r>
           <w:rPr>
             <w:rStyle w:val="VerbatimChar"/>
@@ -37378,22 +37413,22 @@
           <w:t xml:space="preserve">mapply()</w:t>
         </w:r>
       </w:ins>
-      <w:ins w:id="120" w:author="PR Preview" w:date="2026-01-01T00:00:00Z">
+      <w:ins w:id="126" w:author="PR Preview" w:date="2026-01-01T00:00:00Z">
         <w:r>
           <w:t xml:space="preserve"> </w:t>
         </w:r>
       </w:ins>
-      <w:ins w:id="121" w:author="PR Preview" w:date="2026-01-01T00:00:00Z">
+      <w:ins w:id="127" w:author="PR Preview" w:date="2026-01-01T00:00:00Z">
         <w:r>
           <w:t xml:space="preserve">takes seperate lists as its input arguments, while</w:t>
         </w:r>
       </w:ins>
-      <w:ins w:id="122" w:author="PR Preview" w:date="2026-01-01T00:00:00Z">
+      <w:ins w:id="128" w:author="PR Preview" w:date="2026-01-01T00:00:00Z">
         <w:r>
           <w:t xml:space="preserve"> </w:t>
         </w:r>
       </w:ins>
-      <w:ins w:id="123" w:author="PR Preview" w:date="2026-01-01T00:00:00Z">
+      <w:ins w:id="129" w:author="PR Preview" w:date="2026-01-01T00:00:00Z">
         <w:r>
           <w:rPr>
             <w:rStyle w:val="VerbatimChar"/>
@@ -37401,22 +37436,22 @@
           <w:t xml:space="preserve">pmap()</w:t>
         </w:r>
       </w:ins>
-      <w:ins w:id="124" w:author="PR Preview" w:date="2026-01-01T00:00:00Z">
+      <w:ins w:id="130" w:author="PR Preview" w:date="2026-01-01T00:00:00Z">
         <w:r>
           <w:t xml:space="preserve"> </w:t>
         </w:r>
       </w:ins>
-      <w:ins w:id="125" w:author="PR Preview" w:date="2026-01-01T00:00:00Z">
+      <w:ins w:id="131" w:author="PR Preview" w:date="2026-01-01T00:00:00Z">
         <w:r>
           <w:t xml:space="preserve">takes a list of list. Secondly,</w:t>
         </w:r>
       </w:ins>
-      <w:ins w:id="126" w:author="PR Preview" w:date="2026-01-01T00:00:00Z">
+      <w:ins w:id="132" w:author="PR Preview" w:date="2026-01-01T00:00:00Z">
         <w:r>
           <w:t xml:space="preserve"> </w:t>
         </w:r>
       </w:ins>
-      <w:ins w:id="127" w:author="PR Preview" w:date="2026-01-01T00:00:00Z">
+      <w:ins w:id="133" w:author="PR Preview" w:date="2026-01-01T00:00:00Z">
         <w:r>
           <w:rPr>
             <w:rStyle w:val="VerbatimChar"/>
@@ -37424,42 +37459,42 @@
           <w:t xml:space="preserve">mapply()</w:t>
         </w:r>
       </w:ins>
-      <w:ins w:id="128" w:author="PR Preview" w:date="2026-01-01T00:00:00Z">
-        <w:r>
-          <w:t xml:space="preserve"> </w:t>
-        </w:r>
-      </w:ins>
-      <w:ins w:id="129" w:author="PR Preview" w:date="2026-01-01T00:00:00Z">
-        <w:r>
-          <w:t xml:space="preserve">simplifies its output by default:</w:t>
-        </w:r>
-      </w:ins>
-      <w:ins w:id="130" w:author="PR Preview" w:date="2026-01-01T00:00:00Z">
-        <w:r>
-          <w:t xml:space="preserve"> </w:t>
-        </w:r>
-      </w:ins>
-      <w:ins w:id="131" w:author="PR Preview" w:date="2026-01-01T00:00:00Z">
-        <w:r>
-          <w:t xml:space="preserve">it returns a vector, matrix, or array when it can (here, a matrix with one column), and a list otherwise,</w:t>
-        </w:r>
-      </w:ins>
-      <w:ins w:id="132" w:author="PR Preview" w:date="2026-01-01T00:00:00Z">
-        <w:r>
-          <w:t xml:space="preserve"> </w:t>
-        </w:r>
-      </w:ins>
-      <w:ins w:id="133" w:author="PR Preview" w:date="2026-01-01T00:00:00Z">
-        <w:r>
-          <w:t xml:space="preserve">whereas</w:t>
-        </w:r>
-      </w:ins>
       <w:ins w:id="134" w:author="PR Preview" w:date="2026-01-01T00:00:00Z">
         <w:r>
           <w:t xml:space="preserve"> </w:t>
         </w:r>
       </w:ins>
       <w:ins w:id="135" w:author="PR Preview" w:date="2026-01-01T00:00:00Z">
+        <w:r>
+          <w:t xml:space="preserve">simplifies its output by default:</w:t>
+        </w:r>
+      </w:ins>
+      <w:ins w:id="136" w:author="PR Preview" w:date="2026-01-01T00:00:00Z">
+        <w:r>
+          <w:t xml:space="preserve"> </w:t>
+        </w:r>
+      </w:ins>
+      <w:ins w:id="137" w:author="PR Preview" w:date="2026-01-01T00:00:00Z">
+        <w:r>
+          <w:t xml:space="preserve">it returns a vector, matrix, or array when it can (here, a matrix with one column), and a list otherwise,</w:t>
+        </w:r>
+      </w:ins>
+      <w:ins w:id="138" w:author="PR Preview" w:date="2026-01-01T00:00:00Z">
+        <w:r>
+          <w:t xml:space="preserve"> </w:t>
+        </w:r>
+      </w:ins>
+      <w:ins w:id="139" w:author="PR Preview" w:date="2026-01-01T00:00:00Z">
+        <w:r>
+          <w:t xml:space="preserve">whereas</w:t>
+        </w:r>
+      </w:ins>
+      <w:ins w:id="140" w:author="PR Preview" w:date="2026-01-01T00:00:00Z">
+        <w:r>
+          <w:t xml:space="preserve"> </w:t>
+        </w:r>
+      </w:ins>
+      <w:ins w:id="141" w:author="PR Preview" w:date="2026-01-01T00:00:00Z">
         <w:r>
           <w:rPr>
             <w:rStyle w:val="VerbatimChar"/>
@@ -37467,32 +37502,32 @@
           <w:t xml:space="preserve">pmap()</w:t>
         </w:r>
       </w:ins>
-      <w:ins w:id="136" w:author="PR Preview" w:date="2026-01-01T00:00:00Z">
+      <w:ins w:id="142" w:author="PR Preview" w:date="2026-01-01T00:00:00Z">
         <w:r>
           <w:t xml:space="preserve"> </w:t>
         </w:r>
       </w:ins>
-      <w:ins w:id="137" w:author="PR Preview" w:date="2026-01-01T00:00:00Z">
+      <w:ins w:id="143" w:author="PR Preview" w:date="2026-01-01T00:00:00Z">
         <w:r>
           <w:t xml:space="preserve">always produces a list.</w:t>
         </w:r>
       </w:ins>
-      <w:ins w:id="138" w:author="PR Preview" w:date="2026-01-01T00:00:00Z">
+      <w:ins w:id="144" w:author="PR Preview" w:date="2026-01-01T00:00:00Z">
         <w:r>
           <w:t xml:space="preserve"> </w:t>
         </w:r>
       </w:ins>
-      <w:ins w:id="139" w:author="PR Preview" w:date="2026-01-01T00:00:00Z">
+      <w:ins w:id="145" w:author="PR Preview" w:date="2026-01-01T00:00:00Z">
         <w:r>
           <w:t xml:space="preserve">Set</w:t>
         </w:r>
       </w:ins>
-      <w:ins w:id="140" w:author="PR Preview" w:date="2026-01-01T00:00:00Z">
+      <w:ins w:id="146" w:author="PR Preview" w:date="2026-01-01T00:00:00Z">
         <w:r>
           <w:t xml:space="preserve"> </w:t>
         </w:r>
       </w:ins>
-      <w:ins w:id="141" w:author="PR Preview" w:date="2026-01-01T00:00:00Z">
+      <w:ins w:id="147" w:author="PR Preview" w:date="2026-01-01T00:00:00Z">
         <w:r>
           <w:rPr>
             <w:rStyle w:val="VerbatimChar"/>
@@ -37500,22 +37535,22 @@
           <w:t xml:space="preserve">SIMPLIFY = FALSE</w:t>
         </w:r>
       </w:ins>
-      <w:ins w:id="142" w:author="PR Preview" w:date="2026-01-01T00:00:00Z">
+      <w:ins w:id="148" w:author="PR Preview" w:date="2026-01-01T00:00:00Z">
         <w:r>
           <w:t xml:space="preserve"> </w:t>
         </w:r>
       </w:ins>
-      <w:ins w:id="143" w:author="PR Preview" w:date="2026-01-01T00:00:00Z">
+      <w:ins w:id="149" w:author="PR Preview" w:date="2026-01-01T00:00:00Z">
         <w:r>
           <w:t xml:space="preserve">in</w:t>
         </w:r>
       </w:ins>
-      <w:ins w:id="144" w:author="PR Preview" w:date="2026-01-01T00:00:00Z">
+      <w:ins w:id="150" w:author="PR Preview" w:date="2026-01-01T00:00:00Z">
         <w:r>
           <w:t xml:space="preserve"> </w:t>
         </w:r>
       </w:ins>
-      <w:ins w:id="145" w:author="PR Preview" w:date="2026-01-01T00:00:00Z">
+      <w:ins w:id="151" w:author="PR Preview" w:date="2026-01-01T00:00:00Z">
         <w:r>
           <w:rPr>
             <w:rStyle w:val="VerbatimChar"/>
@@ -37523,12 +37558,12 @@
           <w:t xml:space="preserve">mapply()</w:t>
         </w:r>
       </w:ins>
-      <w:ins w:id="146" w:author="PR Preview" w:date="2026-01-01T00:00:00Z">
+      <w:ins w:id="152" w:author="PR Preview" w:date="2026-01-01T00:00:00Z">
         <w:r>
           <w:t xml:space="preserve"> </w:t>
         </w:r>
       </w:ins>
-      <w:ins w:id="147" w:author="PR Preview" w:date="2026-01-01T00:00:00Z">
+      <w:ins w:id="153" w:author="PR Preview" w:date="2026-01-01T00:00:00Z">
         <w:r>
           <w:t xml:space="preserve">to get a list.</w:t>
         </w:r>
@@ -37614,17 +37649,17 @@
       <w:pPr>
         <w:pStyle w:val="BodyText"/>
       </w:pPr>
-      <w:del w:id="148" w:author="PR Preview" w:date="2026-01-01T00:00:00Z">
+      <w:del w:id="154" w:author="PR Preview" w:date="2026-01-01T00:00:00Z">
         <w:r>
           <w:delText xml:space="preserve">Both</w:delText>
         </w:r>
       </w:del>
-      <w:del w:id="149" w:author="PR Preview" w:date="2026-01-01T00:00:00Z">
+      <w:del w:id="155" w:author="PR Preview" w:date="2026-01-01T00:00:00Z">
         <w:r>
           <w:delText xml:space="preserve"> </w:delText>
         </w:r>
       </w:del>
-      <w:del w:id="150" w:author="PR Preview" w:date="2026-01-01T00:00:00Z">
+      <w:del w:id="156" w:author="PR Preview" w:date="2026-01-01T00:00:00Z">
         <w:r>
           <w:rPr>
             <w:rStyle w:val="VerbatimChar"/>
@@ -37632,22 +37667,22 @@
           <w:delText xml:space="preserve">mapply()</w:delText>
         </w:r>
       </w:del>
-      <w:del w:id="151" w:author="PR Preview" w:date="2026-01-01T00:00:00Z">
+      <w:del w:id="157" w:author="PR Preview" w:date="2026-01-01T00:00:00Z">
         <w:r>
           <w:delText xml:space="preserve"> </w:delText>
         </w:r>
       </w:del>
-      <w:del w:id="152" w:author="PR Preview" w:date="2026-01-01T00:00:00Z">
+      <w:del w:id="158" w:author="PR Preview" w:date="2026-01-01T00:00:00Z">
         <w:r>
           <w:delText xml:space="preserve">and</w:delText>
         </w:r>
       </w:del>
-      <w:del w:id="153" w:author="PR Preview" w:date="2026-01-01T00:00:00Z">
+      <w:del w:id="159" w:author="PR Preview" w:date="2026-01-01T00:00:00Z">
         <w:r>
           <w:delText xml:space="preserve"> </w:delText>
         </w:r>
       </w:del>
-      <w:del w:id="154" w:author="PR Preview" w:date="2026-01-01T00:00:00Z">
+      <w:del w:id="160" w:author="PR Preview" w:date="2026-01-01T00:00:00Z">
         <w:r>
           <w:rPr>
             <w:rStyle w:val="VerbatimChar"/>
@@ -37655,22 +37690,22 @@
           <w:delText xml:space="preserve">pmap()</w:delText>
         </w:r>
       </w:del>
-      <w:del w:id="155" w:author="PR Preview" w:date="2026-01-01T00:00:00Z">
+      <w:del w:id="161" w:author="PR Preview" w:date="2026-01-01T00:00:00Z">
         <w:r>
           <w:delText xml:space="preserve"> </w:delText>
         </w:r>
       </w:del>
-      <w:del w:id="156" w:author="PR Preview" w:date="2026-01-01T00:00:00Z">
+      <w:del w:id="162" w:author="PR Preview" w:date="2026-01-01T00:00:00Z">
         <w:r>
           <w:delText xml:space="preserve">will recycle shorter input lists to match the length of the longest input list. Assume that now</w:delText>
         </w:r>
       </w:del>
-      <w:del w:id="157" w:author="PR Preview" w:date="2026-01-01T00:00:00Z">
+      <w:del w:id="163" w:author="PR Preview" w:date="2026-01-01T00:00:00Z">
         <w:r>
           <w:delText xml:space="preserve"> </w:delText>
         </w:r>
       </w:del>
-      <w:del w:id="158" w:author="PR Preview" w:date="2026-01-01T00:00:00Z">
+      <w:del w:id="164" w:author="PR Preview" w:date="2026-01-01T00:00:00Z">
         <w:r>
           <w:rPr>
             <w:rStyle w:val="VerbatimChar"/>
@@ -37678,17 +37713,17 @@
           <w:delText xml:space="preserve">mylist2 = list(6:12)</w:delText>
         </w:r>
       </w:del>
-      <w:del w:id="159" w:author="PR Preview" w:date="2026-01-01T00:00:00Z">
+      <w:del w:id="165" w:author="PR Preview" w:date="2026-01-01T00:00:00Z">
         <w:r>
           <w:delText xml:space="preserve">. Then,</w:delText>
         </w:r>
       </w:del>
-      <w:del w:id="160" w:author="PR Preview" w:date="2026-01-01T00:00:00Z">
+      <w:del w:id="166" w:author="PR Preview" w:date="2026-01-01T00:00:00Z">
         <w:r>
           <w:delText xml:space="preserve"> </w:delText>
         </w:r>
       </w:del>
-      <w:del w:id="161" w:author="PR Preview" w:date="2026-01-01T00:00:00Z">
+      <w:del w:id="167" w:author="PR Preview" w:date="2026-01-01T00:00:00Z">
         <w:r>
           <w:rPr>
             <w:rStyle w:val="VerbatimChar"/>
@@ -37696,22 +37731,22 @@
           <w:delText xml:space="preserve">pmap(mylists, square_sum)</w:delText>
         </w:r>
       </w:del>
-      <w:del w:id="162" w:author="PR Preview" w:date="2026-01-01T00:00:00Z">
+      <w:del w:id="168" w:author="PR Preview" w:date="2026-01-01T00:00:00Z">
         <w:r>
           <w:delText xml:space="preserve"> </w:delText>
         </w:r>
       </w:del>
-      <w:del w:id="163" w:author="PR Preview" w:date="2026-01-01T00:00:00Z">
+      <w:del w:id="169" w:author="PR Preview" w:date="2026-01-01T00:00:00Z">
         <w:r>
           <w:delText xml:space="preserve">will generate</w:delText>
         </w:r>
       </w:del>
-      <w:del w:id="164" w:author="PR Preview" w:date="2026-01-01T00:00:00Z">
+      <w:del w:id="170" w:author="PR Preview" w:date="2026-01-01T00:00:00Z">
         <w:r>
           <w:delText xml:space="preserve"> </w:delText>
         </w:r>
       </w:del>
-      <w:del w:id="165" w:author="PR Preview" w:date="2026-01-01T00:00:00Z">
+      <w:del w:id="171" w:author="PR Preview" w:date="2026-01-01T00:00:00Z">
         <w:r>
           <w:rPr>
             <w:rStyle w:val="VerbatimChar"/>
@@ -37719,22 +37754,22 @@
           <w:delText xml:space="preserve">[36  50  68  90 100 122 148]</w:delText>
         </w:r>
       </w:del>
-      <w:del w:id="166" w:author="PR Preview" w:date="2026-01-01T00:00:00Z">
+      <w:del w:id="172" w:author="PR Preview" w:date="2026-01-01T00:00:00Z">
         <w:r>
           <w:delText xml:space="preserve"> </w:delText>
         </w:r>
       </w:del>
-      <w:del w:id="167" w:author="PR Preview" w:date="2026-01-01T00:00:00Z">
+      <w:del w:id="173" w:author="PR Preview" w:date="2026-01-01T00:00:00Z">
         <w:r>
           <w:delText xml:space="preserve">where elements 0, 1, and 2 are recycled to match 10, 11, and 12. And it will return an error message that</w:delText>
         </w:r>
       </w:del>
-      <w:del w:id="168" w:author="PR Preview" w:date="2026-01-01T00:00:00Z">
+      <w:del w:id="174" w:author="PR Preview" w:date="2026-01-01T00:00:00Z">
         <w:r>
           <w:delText xml:space="preserve"> </w:delText>
         </w:r>
       </w:del>
-      <w:del w:id="169" w:author="PR Preview" w:date="2026-01-01T00:00:00Z">
+      <w:del w:id="175" w:author="PR Preview" w:date="2026-01-01T00:00:00Z">
         <w:r>
           <w:delText xml:space="preserve">“longer object length is not a multiple of shorter object length.”</w:delText>
         </w:r>
@@ -37744,17 +37779,17 @@
       <w:pPr>
         <w:pStyle w:val="BodyText"/>
       </w:pPr>
-      <w:ins w:id="170" w:author="PR Preview" w:date="2026-01-01T00:00:00Z">
+      <w:ins w:id="176" w:author="PR Preview" w:date="2026-01-01T00:00:00Z">
         <w:r>
           <w:t xml:space="preserve">The two functions treat inputs of different lengths differently.</w:t>
         </w:r>
       </w:ins>
-      <w:ins w:id="171" w:author="PR Preview" w:date="2026-01-01T00:00:00Z">
+      <w:ins w:id="177" w:author="PR Preview" w:date="2026-01-01T00:00:00Z">
         <w:r>
           <w:t xml:space="preserve"> </w:t>
         </w:r>
       </w:ins>
-      <w:ins w:id="172" w:author="PR Preview" w:date="2026-01-01T00:00:00Z">
+      <w:ins w:id="178" w:author="PR Preview" w:date="2026-01-01T00:00:00Z">
         <w:r>
           <w:rPr>
             <w:rStyle w:val="VerbatimChar"/>
@@ -37762,22 +37797,22 @@
           <w:t xml:space="preserve">mapply()</w:t>
         </w:r>
       </w:ins>
-      <w:ins w:id="173" w:author="PR Preview" w:date="2026-01-01T00:00:00Z">
+      <w:ins w:id="179" w:author="PR Preview" w:date="2026-01-01T00:00:00Z">
         <w:r>
           <w:t xml:space="preserve"> </w:t>
         </w:r>
       </w:ins>
-      <w:ins w:id="174" w:author="PR Preview" w:date="2026-01-01T00:00:00Z">
+      <w:ins w:id="180" w:author="PR Preview" w:date="2026-01-01T00:00:00Z">
         <w:r>
           <w:t xml:space="preserve">recycles shorter inputs to the length of the longest, with a warning if the lengths are not multiples.</w:t>
         </w:r>
       </w:ins>
-      <w:ins w:id="175" w:author="PR Preview" w:date="2026-01-01T00:00:00Z">
+      <w:ins w:id="181" w:author="PR Preview" w:date="2026-01-01T00:00:00Z">
         <w:r>
           <w:t xml:space="preserve"> </w:t>
         </w:r>
       </w:ins>
-      <w:ins w:id="176" w:author="PR Preview" w:date="2026-01-01T00:00:00Z">
+      <w:ins w:id="182" w:author="PR Preview" w:date="2026-01-01T00:00:00Z">
         <w:r>
           <w:rPr>
             <w:rStyle w:val="VerbatimChar"/>
@@ -37785,32 +37820,32 @@
           <w:t xml:space="preserve">pmap()</w:t>
         </w:r>
       </w:ins>
-      <w:ins w:id="177" w:author="PR Preview" w:date="2026-01-01T00:00:00Z">
+      <w:ins w:id="183" w:author="PR Preview" w:date="2026-01-01T00:00:00Z">
         <w:r>
           <w:t xml:space="preserve"> </w:t>
         </w:r>
       </w:ins>
-      <w:ins w:id="178" w:author="PR Preview" w:date="2026-01-01T00:00:00Z">
+      <w:ins w:id="184" w:author="PR Preview" w:date="2026-01-01T00:00:00Z">
         <w:r>
           <w:t xml:space="preserve">recycles only inputs of length 1 and gives an error for any other mismatch.</w:t>
         </w:r>
       </w:ins>
-      <w:ins w:id="179" w:author="PR Preview" w:date="2026-01-01T00:00:00Z">
+      <w:ins w:id="185" w:author="PR Preview" w:date="2026-01-01T00:00:00Z">
         <w:r>
           <w:t xml:space="preserve"> </w:t>
         </w:r>
       </w:ins>
-      <w:ins w:id="180" w:author="PR Preview" w:date="2026-01-01T00:00:00Z">
+      <w:ins w:id="186" w:author="PR Preview" w:date="2026-01-01T00:00:00Z">
         <w:r>
           <w:t xml:space="preserve">In the example above, each list holds one vector, so both functions call</w:t>
         </w:r>
       </w:ins>
-      <w:ins w:id="181" w:author="PR Preview" w:date="2026-01-01T00:00:00Z">
+      <w:ins w:id="187" w:author="PR Preview" w:date="2026-01-01T00:00:00Z">
         <w:r>
           <w:t xml:space="preserve"> </w:t>
         </w:r>
       </w:ins>
-      <w:ins w:id="182" w:author="PR Preview" w:date="2026-01-01T00:00:00Z">
+      <w:ins w:id="188" w:author="PR Preview" w:date="2026-01-01T00:00:00Z">
         <w:r>
           <w:rPr>
             <w:rStyle w:val="VerbatimChar"/>
@@ -37818,32 +37853,32 @@
           <w:t xml:space="preserve">square_sum()</w:t>
         </w:r>
       </w:ins>
-      <w:ins w:id="183" w:author="PR Preview" w:date="2026-01-01T00:00:00Z">
+      <w:ins w:id="189" w:author="PR Preview" w:date="2026-01-01T00:00:00Z">
         <w:r>
           <w:t xml:space="preserve"> </w:t>
         </w:r>
       </w:ins>
-      <w:ins w:id="184" w:author="PR Preview" w:date="2026-01-01T00:00:00Z">
+      <w:ins w:id="190" w:author="PR Preview" w:date="2026-01-01T00:00:00Z">
         <w:r>
           <w:t xml:space="preserve">once, on whole vectors.</w:t>
         </w:r>
       </w:ins>
-      <w:ins w:id="185" w:author="PR Preview" w:date="2026-01-01T00:00:00Z">
+      <w:ins w:id="191" w:author="PR Preview" w:date="2026-01-01T00:00:00Z">
         <w:r>
           <w:t xml:space="preserve"> </w:t>
         </w:r>
       </w:ins>
-      <w:ins w:id="186" w:author="PR Preview" w:date="2026-01-01T00:00:00Z">
+      <w:ins w:id="192" w:author="PR Preview" w:date="2026-01-01T00:00:00Z">
         <w:r>
           <w:t xml:space="preserve">Assume that now</w:t>
         </w:r>
       </w:ins>
-      <w:ins w:id="187" w:author="PR Preview" w:date="2026-01-01T00:00:00Z">
+      <w:ins w:id="193" w:author="PR Preview" w:date="2026-01-01T00:00:00Z">
         <w:r>
           <w:t xml:space="preserve"> </w:t>
         </w:r>
       </w:ins>
-      <w:ins w:id="188" w:author="PR Preview" w:date="2026-01-01T00:00:00Z">
+      <w:ins w:id="194" w:author="PR Preview" w:date="2026-01-01T00:00:00Z">
         <w:r>
           <w:rPr>
             <w:rStyle w:val="VerbatimChar"/>
@@ -37851,27 +37886,27 @@
           <w:t xml:space="preserve">mylist2 = list(6:12)</w:t>
         </w:r>
       </w:ins>
-      <w:ins w:id="189" w:author="PR Preview" w:date="2026-01-01T00:00:00Z">
+      <w:ins w:id="195" w:author="PR Preview" w:date="2026-01-01T00:00:00Z">
         <w:r>
           <w:t xml:space="preserve">.</w:t>
         </w:r>
       </w:ins>
-      <w:ins w:id="190" w:author="PR Preview" w:date="2026-01-01T00:00:00Z">
+      <w:ins w:id="196" w:author="PR Preview" w:date="2026-01-01T00:00:00Z">
         <w:r>
           <w:t xml:space="preserve"> </w:t>
         </w:r>
       </w:ins>
-      <w:ins w:id="191" w:author="PR Preview" w:date="2026-01-01T00:00:00Z">
+      <w:ins w:id="197" w:author="PR Preview" w:date="2026-01-01T00:00:00Z">
         <w:r>
           <w:t xml:space="preserve">Then</w:t>
         </w:r>
       </w:ins>
-      <w:ins w:id="192" w:author="PR Preview" w:date="2026-01-01T00:00:00Z">
+      <w:ins w:id="198" w:author="PR Preview" w:date="2026-01-01T00:00:00Z">
         <w:r>
           <w:t xml:space="preserve"> </w:t>
         </w:r>
       </w:ins>
-      <w:ins w:id="193" w:author="PR Preview" w:date="2026-01-01T00:00:00Z">
+      <w:ins w:id="199" w:author="PR Preview" w:date="2026-01-01T00:00:00Z">
         <w:r>
           <w:rPr>
             <w:rStyle w:val="VerbatimChar"/>
@@ -37879,22 +37914,22 @@
           <w:t xml:space="preserve">x^2 + y^2</w:t>
         </w:r>
       </w:ins>
-      <w:ins w:id="194" w:author="PR Preview" w:date="2026-01-01T00:00:00Z">
+      <w:ins w:id="200" w:author="PR Preview" w:date="2026-01-01T00:00:00Z">
         <w:r>
           <w:t xml:space="preserve"> </w:t>
         </w:r>
       </w:ins>
-      <w:ins w:id="195" w:author="PR Preview" w:date="2026-01-01T00:00:00Z">
+      <w:ins w:id="201" w:author="PR Preview" w:date="2026-01-01T00:00:00Z">
         <w:r>
           <w:t xml:space="preserve">itself recycles</w:t>
         </w:r>
       </w:ins>
-      <w:ins w:id="196" w:author="PR Preview" w:date="2026-01-01T00:00:00Z">
+      <w:ins w:id="202" w:author="PR Preview" w:date="2026-01-01T00:00:00Z">
         <w:r>
           <w:t xml:space="preserve"> </w:t>
         </w:r>
       </w:ins>
-      <w:ins w:id="197" w:author="PR Preview" w:date="2026-01-01T00:00:00Z">
+      <w:ins w:id="203" w:author="PR Preview" w:date="2026-01-01T00:00:00Z">
         <w:r>
           <w:rPr>
             <w:rStyle w:val="VerbatimChar"/>
@@ -37902,22 +37937,22 @@
           <w:t xml:space="preserve">0:3</w:t>
         </w:r>
       </w:ins>
-      <w:ins w:id="198" w:author="PR Preview" w:date="2026-01-01T00:00:00Z">
+      <w:ins w:id="204" w:author="PR Preview" w:date="2026-01-01T00:00:00Z">
         <w:r>
           <w:t xml:space="preserve"> </w:t>
         </w:r>
       </w:ins>
-      <w:ins w:id="199" w:author="PR Preview" w:date="2026-01-01T00:00:00Z">
+      <w:ins w:id="205" w:author="PR Preview" w:date="2026-01-01T00:00:00Z">
         <w:r>
           <w:t xml:space="preserve">to length 7 (as</w:t>
         </w:r>
       </w:ins>
-      <w:ins w:id="200" w:author="PR Preview" w:date="2026-01-01T00:00:00Z">
+      <w:ins w:id="206" w:author="PR Preview" w:date="2026-01-01T00:00:00Z">
         <w:r>
           <w:t xml:space="preserve"> </w:t>
         </w:r>
       </w:ins>
-      <w:ins w:id="201" w:author="PR Preview" w:date="2026-01-01T00:00:00Z">
+      <w:ins w:id="207" w:author="PR Preview" w:date="2026-01-01T00:00:00Z">
         <w:r>
           <w:rPr>
             <w:rStyle w:val="VerbatimChar"/>
@@ -37925,27 +37960,27 @@
           <w:t xml:space="preserve">0, 1, 2, 3, 0, 1, 2</w:t>
         </w:r>
       </w:ins>
-      <w:ins w:id="202" w:author="PR Preview" w:date="2026-01-01T00:00:00Z">
+      <w:ins w:id="208" w:author="PR Preview" w:date="2026-01-01T00:00:00Z">
         <w:r>
           <w:t xml:space="preserve">),</w:t>
         </w:r>
       </w:ins>
-      <w:ins w:id="203" w:author="PR Preview" w:date="2026-01-01T00:00:00Z">
+      <w:ins w:id="209" w:author="PR Preview" w:date="2026-01-01T00:00:00Z">
         <w:r>
           <w:t xml:space="preserve"> </w:t>
         </w:r>
       </w:ins>
-      <w:ins w:id="204" w:author="PR Preview" w:date="2026-01-01T00:00:00Z">
+      <w:ins w:id="210" w:author="PR Preview" w:date="2026-01-01T00:00:00Z">
         <w:r>
           <w:t xml:space="preserve">and both functions return</w:t>
         </w:r>
       </w:ins>
-      <w:ins w:id="205" w:author="PR Preview" w:date="2026-01-01T00:00:00Z">
+      <w:ins w:id="211" w:author="PR Preview" w:date="2026-01-01T00:00:00Z">
         <w:r>
           <w:t xml:space="preserve"> </w:t>
         </w:r>
       </w:ins>
-      <w:ins w:id="206" w:author="PR Preview" w:date="2026-01-01T00:00:00Z">
+      <w:ins w:id="212" w:author="PR Preview" w:date="2026-01-01T00:00:00Z">
         <w:r>
           <w:rPr>
             <w:rStyle w:val="VerbatimChar"/>
@@ -37953,42 +37988,42 @@
           <w:t xml:space="preserve">36  50  68  90 100 122 148</w:t>
         </w:r>
       </w:ins>
-      <w:ins w:id="207" w:author="PR Preview" w:date="2026-01-01T00:00:00Z">
+      <w:ins w:id="213" w:author="PR Preview" w:date="2026-01-01T00:00:00Z">
         <w:r>
           <w:t xml:space="preserve">,</w:t>
-        </w:r>
-      </w:ins>
-      <w:ins w:id="208" w:author="PR Preview" w:date="2026-01-01T00:00:00Z">
-        <w:r>
-          <w:t xml:space="preserve"> </w:t>
-        </w:r>
-      </w:ins>
-      <w:ins w:id="209" w:author="PR Preview" w:date="2026-01-01T00:00:00Z">
-        <w:r>
-          <w:t xml:space="preserve">with the warning</w:t>
-        </w:r>
-      </w:ins>
-      <w:ins w:id="210" w:author="PR Preview" w:date="2026-01-01T00:00:00Z">
-        <w:r>
-          <w:t xml:space="preserve"> </w:t>
-        </w:r>
-      </w:ins>
-      <w:ins w:id="211" w:author="PR Preview" w:date="2026-01-01T00:00:00Z">
-        <w:r>
-          <w:t xml:space="preserve">“longer object length is not a multiple of shorter object length”</w:t>
-        </w:r>
-      </w:ins>
-      <w:ins w:id="212" w:author="PR Preview" w:date="2026-01-01T00:00:00Z">
-        <w:r>
-          <w:t xml:space="preserve">.</w:t>
-        </w:r>
-      </w:ins>
-      <w:ins w:id="213" w:author="PR Preview" w:date="2026-01-01T00:00:00Z">
-        <w:r>
-          <w:t xml:space="preserve"> </w:t>
         </w:r>
       </w:ins>
       <w:ins w:id="214" w:author="PR Preview" w:date="2026-01-01T00:00:00Z">
+        <w:r>
+          <w:t xml:space="preserve"> </w:t>
+        </w:r>
+      </w:ins>
+      <w:ins w:id="215" w:author="PR Preview" w:date="2026-01-01T00:00:00Z">
+        <w:r>
+          <w:t xml:space="preserve">with the warning</w:t>
+        </w:r>
+      </w:ins>
+      <w:ins w:id="216" w:author="PR Preview" w:date="2026-01-01T00:00:00Z">
+        <w:r>
+          <w:t xml:space="preserve"> </w:t>
+        </w:r>
+      </w:ins>
+      <w:ins w:id="217" w:author="PR Preview" w:date="2026-01-01T00:00:00Z">
+        <w:r>
+          <w:t xml:space="preserve">“longer object length is not a multiple of shorter object length”</w:t>
+        </w:r>
+      </w:ins>
+      <w:ins w:id="218" w:author="PR Preview" w:date="2026-01-01T00:00:00Z">
+        <w:r>
+          <w:t xml:space="preserve">.</w:t>
+        </w:r>
+      </w:ins>
+      <w:ins w:id="219" w:author="PR Preview" w:date="2026-01-01T00:00:00Z">
+        <w:r>
+          <w:t xml:space="preserve"> </w:t>
+        </w:r>
+      </w:ins>
+      <w:ins w:id="220" w:author="PR Preview" w:date="2026-01-01T00:00:00Z">
         <w:r>
           <w:t xml:space="preserve">That silent recycling is rarely what you want.</w:t>
         </w:r>
@@ -38580,7 +38615,7 @@
       <w:pPr>
         <w:pStyle w:val="SourceCode"/>
       </w:pPr>
-      <w:del w:id="215" w:author="PR Preview" w:date="2026-01-01T00:00:00Z">
+      <w:del w:id="221" w:author="PR Preview" w:date="2026-01-01T00:00:00Z">
         <w:r>
           <w:rPr>
             <w:rStyle w:val="VerbatimChar"/>
@@ -38588,17 +38623,17 @@
           <w:delText xml:space="preserve">library(parallel)</w:delText>
         </w:r>
       </w:del>
-      <w:del w:id="216" w:author="PR Preview" w:date="2026-01-01T00:00:00Z">
+      <w:del w:id="222" w:author="PR Preview" w:date="2026-01-01T00:00:00Z">
         <w:r>
           <w:br/>
         </w:r>
       </w:del>
-      <w:del w:id="217" w:author="PR Preview" w:date="2026-01-01T00:00:00Z">
+      <w:del w:id="223" w:author="PR Preview" w:date="2026-01-01T00:00:00Z">
         <w:r>
           <w:br/>
         </w:r>
       </w:del>
-      <w:del w:id="218" w:author="PR Preview" w:date="2026-01-01T00:00:00Z">
+      <w:del w:id="224" w:author="PR Preview" w:date="2026-01-01T00:00:00Z">
         <w:r>
           <w:rPr>
             <w:rStyle w:val="VerbatimChar"/>
@@ -38606,12 +38641,12 @@
           <w:delText xml:space="preserve"># Set how many processors will be used to process the list and make cluster</w:delText>
         </w:r>
       </w:del>
-      <w:del w:id="219" w:author="PR Preview" w:date="2026-01-01T00:00:00Z">
+      <w:del w:id="225" w:author="PR Preview" w:date="2026-01-01T00:00:00Z">
         <w:r>
           <w:br/>
         </w:r>
       </w:del>
-      <w:del w:id="220" w:author="PR Preview" w:date="2026-01-01T00:00:00Z">
+      <w:del w:id="226" w:author="PR Preview" w:date="2026-01-01T00:00:00Z">
         <w:r>
           <w:rPr>
             <w:rStyle w:val="VerbatimChar"/>
@@ -38619,12 +38654,12 @@
           <w:delText xml:space="preserve">n_cores &lt;- 4</w:delText>
         </w:r>
       </w:del>
-      <w:del w:id="221" w:author="PR Preview" w:date="2026-01-01T00:00:00Z">
+      <w:del w:id="227" w:author="PR Preview" w:date="2026-01-01T00:00:00Z">
         <w:r>
           <w:br/>
         </w:r>
       </w:del>
-      <w:del w:id="222" w:author="PR Preview" w:date="2026-01-01T00:00:00Z">
+      <w:del w:id="228" w:author="PR Preview" w:date="2026-01-01T00:00:00Z">
         <w:r>
           <w:rPr>
             <w:rStyle w:val="VerbatimChar"/>
@@ -38632,17 +38667,17 @@
           <w:delText xml:space="preserve">cl &lt;- makeCluster(n_cores)</w:delText>
         </w:r>
       </w:del>
-      <w:del w:id="223" w:author="PR Preview" w:date="2026-01-01T00:00:00Z">
+      <w:del w:id="229" w:author="PR Preview" w:date="2026-01-01T00:00:00Z">
         <w:r>
           <w:br/>
         </w:r>
       </w:del>
-      <w:del w:id="224" w:author="PR Preview" w:date="2026-01-01T00:00:00Z">
+      <w:del w:id="230" w:author="PR Preview" w:date="2026-01-01T00:00:00Z">
         <w:r>
           <w:br/>
         </w:r>
       </w:del>
-      <w:del w:id="225" w:author="PR Preview" w:date="2026-01-01T00:00:00Z">
+      <w:del w:id="231" w:author="PR Preview" w:date="2026-01-01T00:00:00Z">
         <w:r>
           <w:rPr>
             <w:rStyle w:val="VerbatimChar"/>
@@ -38650,12 +38685,12 @@
           <w:delText xml:space="preserve">#Use parLapply() to apply func to each element in mylist</w:delText>
         </w:r>
       </w:del>
-      <w:del w:id="226" w:author="PR Preview" w:date="2026-01-01T00:00:00Z">
+      <w:del w:id="232" w:author="PR Preview" w:date="2026-01-01T00:00:00Z">
         <w:r>
           <w:br/>
         </w:r>
       </w:del>
-      <w:del w:id="227" w:author="PR Preview" w:date="2026-01-01T00:00:00Z">
+      <w:del w:id="233" w:author="PR Preview" w:date="2026-01-01T00:00:00Z">
         <w:r>
           <w:rPr>
             <w:rStyle w:val="VerbatimChar"/>
@@ -38663,17 +38698,17 @@
           <w:delText xml:space="preserve">result &lt;- parLapply(cl = cl, x = mylist, FUN = func)</w:delText>
         </w:r>
       </w:del>
-      <w:del w:id="228" w:author="PR Preview" w:date="2026-01-01T00:00:00Z">
+      <w:del w:id="234" w:author="PR Preview" w:date="2026-01-01T00:00:00Z">
         <w:r>
           <w:br/>
         </w:r>
       </w:del>
-      <w:del w:id="229" w:author="PR Preview" w:date="2026-01-01T00:00:00Z">
+      <w:del w:id="235" w:author="PR Preview" w:date="2026-01-01T00:00:00Z">
         <w:r>
           <w:br/>
         </w:r>
       </w:del>
-      <w:del w:id="230" w:author="PR Preview" w:date="2026-01-01T00:00:00Z">
+      <w:del w:id="236" w:author="PR Preview" w:date="2026-01-01T00:00:00Z">
         <w:r>
           <w:rPr>
             <w:rStyle w:val="VerbatimChar"/>
@@ -38681,12 +38716,12 @@
           <w:delText xml:space="preserve">#Stop the parallel processing</w:delText>
         </w:r>
       </w:del>
-      <w:del w:id="231" w:author="PR Preview" w:date="2026-01-01T00:00:00Z">
+      <w:del w:id="237" w:author="PR Preview" w:date="2026-01-01T00:00:00Z">
         <w:r>
           <w:br/>
         </w:r>
       </w:del>
-      <w:del w:id="232" w:author="PR Preview" w:date="2026-01-01T00:00:00Z">
+      <w:del w:id="238" w:author="PR Preview" w:date="2026-01-01T00:00:00Z">
         <w:r>
           <w:rPr>
             <w:rStyle w:val="VerbatimChar"/>
@@ -38699,7 +38734,7 @@
       <w:pPr>
         <w:pStyle w:val="SourceCode"/>
       </w:pPr>
-      <w:ins w:id="233" w:author="PR Preview" w:date="2026-01-01T00:00:00Z">
+      <w:ins w:id="239" w:author="PR Preview" w:date="2026-01-01T00:00:00Z">
         <w:r>
           <w:rPr>
             <w:rStyle w:val="VerbatimChar"/>
@@ -38707,17 +38742,17 @@
           <w:t xml:space="preserve">library(parallel)</w:t>
         </w:r>
       </w:ins>
-      <w:ins w:id="234" w:author="PR Preview" w:date="2026-01-01T00:00:00Z">
+      <w:ins w:id="240" w:author="PR Preview" w:date="2026-01-01T00:00:00Z">
         <w:r>
           <w:br/>
         </w:r>
       </w:ins>
-      <w:ins w:id="235" w:author="PR Preview" w:date="2026-01-01T00:00:00Z">
+      <w:ins w:id="241" w:author="PR Preview" w:date="2026-01-01T00:00:00Z">
         <w:r>
           <w:br/>
         </w:r>
       </w:ins>
-      <w:ins w:id="236" w:author="PR Preview" w:date="2026-01-01T00:00:00Z">
+      <w:ins w:id="242" w:author="PR Preview" w:date="2026-01-01T00:00:00Z">
         <w:r>
           <w:rPr>
             <w:rStyle w:val="VerbatimChar"/>
@@ -38725,12 +38760,12 @@
           <w:t xml:space="preserve"># Set how many processors will be used to process the list and make cluster</w:t>
         </w:r>
       </w:ins>
-      <w:ins w:id="237" w:author="PR Preview" w:date="2026-01-01T00:00:00Z">
+      <w:ins w:id="243" w:author="PR Preview" w:date="2026-01-01T00:00:00Z">
         <w:r>
           <w:br/>
         </w:r>
       </w:ins>
-      <w:ins w:id="238" w:author="PR Preview" w:date="2026-01-01T00:00:00Z">
+      <w:ins w:id="244" w:author="PR Preview" w:date="2026-01-01T00:00:00Z">
         <w:r>
           <w:rPr>
             <w:rStyle w:val="VerbatimChar"/>
@@ -38738,12 +38773,12 @@
           <w:t xml:space="preserve">n_cores &lt;- 4</w:t>
         </w:r>
       </w:ins>
-      <w:ins w:id="239" w:author="PR Preview" w:date="2026-01-01T00:00:00Z">
+      <w:ins w:id="245" w:author="PR Preview" w:date="2026-01-01T00:00:00Z">
         <w:r>
           <w:br/>
         </w:r>
       </w:ins>
-      <w:ins w:id="240" w:author="PR Preview" w:date="2026-01-01T00:00:00Z">
+      <w:ins w:id="246" w:author="PR Preview" w:date="2026-01-01T00:00:00Z">
         <w:r>
           <w:rPr>
             <w:rStyle w:val="VerbatimChar"/>
@@ -38751,17 +38786,17 @@
           <w:t xml:space="preserve">cl &lt;- makeCluster(n_cores)</w:t>
         </w:r>
       </w:ins>
-      <w:ins w:id="241" w:author="PR Preview" w:date="2026-01-01T00:00:00Z">
+      <w:ins w:id="247" w:author="PR Preview" w:date="2026-01-01T00:00:00Z">
         <w:r>
           <w:br/>
         </w:r>
       </w:ins>
-      <w:ins w:id="242" w:author="PR Preview" w:date="2026-01-01T00:00:00Z">
+      <w:ins w:id="248" w:author="PR Preview" w:date="2026-01-01T00:00:00Z">
         <w:r>
           <w:br/>
         </w:r>
       </w:ins>
-      <w:ins w:id="243" w:author="PR Preview" w:date="2026-01-01T00:00:00Z">
+      <w:ins w:id="249" w:author="PR Preview" w:date="2026-01-01T00:00:00Z">
         <w:r>
           <w:rPr>
             <w:rStyle w:val="VerbatimChar"/>
@@ -38769,12 +38804,12 @@
           <w:t xml:space="preserve">#Use parLapply() to apply func to each element in mylist</w:t>
         </w:r>
       </w:ins>
-      <w:ins w:id="244" w:author="PR Preview" w:date="2026-01-01T00:00:00Z">
+      <w:ins w:id="250" w:author="PR Preview" w:date="2026-01-01T00:00:00Z">
         <w:r>
           <w:br/>
         </w:r>
       </w:ins>
-      <w:ins w:id="245" w:author="PR Preview" w:date="2026-01-01T00:00:00Z">
+      <w:ins w:id="251" w:author="PR Preview" w:date="2026-01-01T00:00:00Z">
         <w:r>
           <w:rPr>
             <w:rStyle w:val="VerbatimChar"/>
@@ -38782,17 +38817,17 @@
           <w:t xml:space="preserve">result &lt;- parLapply(cl = cl, X = mylist, fun = func)</w:t>
         </w:r>
       </w:ins>
-      <w:ins w:id="246" w:author="PR Preview" w:date="2026-01-01T00:00:00Z">
+      <w:ins w:id="252" w:author="PR Preview" w:date="2026-01-01T00:00:00Z">
         <w:r>
           <w:br/>
         </w:r>
       </w:ins>
-      <w:ins w:id="247" w:author="PR Preview" w:date="2026-01-01T00:00:00Z">
+      <w:ins w:id="253" w:author="PR Preview" w:date="2026-01-01T00:00:00Z">
         <w:r>
           <w:br/>
         </w:r>
       </w:ins>
-      <w:ins w:id="248" w:author="PR Preview" w:date="2026-01-01T00:00:00Z">
+      <w:ins w:id="254" w:author="PR Preview" w:date="2026-01-01T00:00:00Z">
         <w:r>
           <w:rPr>
             <w:rStyle w:val="VerbatimChar"/>
@@ -38800,12 +38835,12 @@
           <w:t xml:space="preserve">#Stop the parallel processing</w:t>
         </w:r>
       </w:ins>
-      <w:ins w:id="249" w:author="PR Preview" w:date="2026-01-01T00:00:00Z">
+      <w:ins w:id="255" w:author="PR Preview" w:date="2026-01-01T00:00:00Z">
         <w:r>
           <w:br/>
         </w:r>
       </w:ins>
-      <w:ins w:id="250" w:author="PR Preview" w:date="2026-01-01T00:00:00Z">
+      <w:ins w:id="256" w:author="PR Preview" w:date="2026-01-01T00:00:00Z">
         <w:r>
           <w:rPr>
             <w:rStyle w:val="VerbatimChar"/>
@@ -39020,7 +39055,7 @@
       <w:pPr>
         <w:pStyle w:val="SourceCode"/>
       </w:pPr>
-      <w:del w:id="251" w:author="PR Preview" w:date="2026-01-01T00:00:00Z">
+      <w:del w:id="257" w:author="PR Preview" w:date="2026-01-01T00:00:00Z">
         <w:r>
           <w:rPr>
             <w:rStyle w:val="VerbatimChar"/>
@@ -39028,12 +39063,12 @@
           <w:delText xml:space="preserve">library(future)</w:delText>
         </w:r>
       </w:del>
-      <w:del w:id="252" w:author="PR Preview" w:date="2026-01-01T00:00:00Z">
+      <w:del w:id="258" w:author="PR Preview" w:date="2026-01-01T00:00:00Z">
         <w:r>
           <w:br/>
         </w:r>
       </w:del>
-      <w:del w:id="253" w:author="PR Preview" w:date="2026-01-01T00:00:00Z">
+      <w:del w:id="259" w:author="PR Preview" w:date="2026-01-01T00:00:00Z">
         <w:r>
           <w:rPr>
             <w:rStyle w:val="VerbatimChar"/>
@@ -39041,17 +39076,17 @@
           <w:delText xml:space="preserve">library(future.apply)</w:delText>
         </w:r>
       </w:del>
-      <w:del w:id="254" w:author="PR Preview" w:date="2026-01-01T00:00:00Z">
+      <w:del w:id="260" w:author="PR Preview" w:date="2026-01-01T00:00:00Z">
         <w:r>
           <w:br/>
         </w:r>
       </w:del>
-      <w:del w:id="255" w:author="PR Preview" w:date="2026-01-01T00:00:00Z">
+      <w:del w:id="261" w:author="PR Preview" w:date="2026-01-01T00:00:00Z">
         <w:r>
           <w:br/>
         </w:r>
       </w:del>
-      <w:del w:id="256" w:author="PR Preview" w:date="2026-01-01T00:00:00Z">
+      <w:del w:id="262" w:author="PR Preview" w:date="2026-01-01T00:00:00Z">
         <w:r>
           <w:rPr>
             <w:rStyle w:val="VerbatimChar"/>
@@ -39059,12 +39094,12 @@
           <w:delText xml:space="preserve"># First, plan how the future_lapply() will be resolved</w:delText>
         </w:r>
       </w:del>
-      <w:del w:id="257" w:author="PR Preview" w:date="2026-01-01T00:00:00Z">
+      <w:del w:id="263" w:author="PR Preview" w:date="2026-01-01T00:00:00Z">
         <w:r>
           <w:br/>
         </w:r>
       </w:del>
-      <w:del w:id="258" w:author="PR Preview" w:date="2026-01-01T00:00:00Z">
+      <w:del w:id="264" w:author="PR Preview" w:date="2026-01-01T00:00:00Z">
         <w:r>
           <w:rPr>
             <w:rStyle w:val="VerbatimChar"/>
@@ -39072,12 +39107,12 @@
           <w:delText xml:space="preserve">future::plan(</w:delText>
         </w:r>
       </w:del>
-      <w:del w:id="259" w:author="PR Preview" w:date="2026-01-01T00:00:00Z">
+      <w:del w:id="265" w:author="PR Preview" w:date="2026-01-01T00:00:00Z">
         <w:r>
           <w:br/>
         </w:r>
       </w:del>
-      <w:del w:id="260" w:author="PR Preview" w:date="2026-01-01T00:00:00Z">
+      <w:del w:id="266" w:author="PR Preview" w:date="2026-01-01T00:00:00Z">
         <w:r>
           <w:rPr>
             <w:rStyle w:val="VerbatimChar"/>
@@ -39085,12 +39120,12 @@
           <w:delText xml:space="preserve">  multisession, workers = future::availableCores() - 1</w:delText>
         </w:r>
       </w:del>
-      <w:del w:id="261" w:author="PR Preview" w:date="2026-01-01T00:00:00Z">
+      <w:del w:id="267" w:author="PR Preview" w:date="2026-01-01T00:00:00Z">
         <w:r>
           <w:br/>
         </w:r>
       </w:del>
-      <w:del w:id="262" w:author="PR Preview" w:date="2026-01-01T00:00:00Z">
+      <w:del w:id="268" w:author="PR Preview" w:date="2026-01-01T00:00:00Z">
         <w:r>
           <w:rPr>
             <w:rStyle w:val="VerbatimChar"/>
@@ -39098,17 +39133,17 @@
           <w:delText xml:space="preserve">)</w:delText>
         </w:r>
       </w:del>
-      <w:del w:id="263" w:author="PR Preview" w:date="2026-01-01T00:00:00Z">
+      <w:del w:id="269" w:author="PR Preview" w:date="2026-01-01T00:00:00Z">
         <w:r>
           <w:br/>
         </w:r>
       </w:del>
-      <w:del w:id="264" w:author="PR Preview" w:date="2026-01-01T00:00:00Z">
+      <w:del w:id="270" w:author="PR Preview" w:date="2026-01-01T00:00:00Z">
         <w:r>
           <w:br/>
         </w:r>
       </w:del>
-      <w:del w:id="265" w:author="PR Preview" w:date="2026-01-01T00:00:00Z">
+      <w:del w:id="271" w:author="PR Preview" w:date="2026-01-01T00:00:00Z">
         <w:r>
           <w:rPr>
             <w:rStyle w:val="VerbatimChar"/>
@@ -39116,12 +39151,12 @@
           <w:delText xml:space="preserve"># Use future_lapply() to apply func to each element in mylist</w:delText>
         </w:r>
       </w:del>
-      <w:del w:id="266" w:author="PR Preview" w:date="2026-01-01T00:00:00Z">
+      <w:del w:id="272" w:author="PR Preview" w:date="2026-01-01T00:00:00Z">
         <w:r>
           <w:br/>
         </w:r>
       </w:del>
-      <w:del w:id="267" w:author="PR Preview" w:date="2026-01-01T00:00:00Z">
+      <w:del w:id="273" w:author="PR Preview" w:date="2026-01-01T00:00:00Z">
         <w:r>
           <w:rPr>
             <w:rStyle w:val="VerbatimChar"/>
@@ -39134,7 +39169,7 @@
       <w:pPr>
         <w:pStyle w:val="SourceCode"/>
       </w:pPr>
-      <w:ins w:id="268" w:author="PR Preview" w:date="2026-01-01T00:00:00Z">
+      <w:ins w:id="274" w:author="PR Preview" w:date="2026-01-01T00:00:00Z">
         <w:r>
           <w:rPr>
             <w:rStyle w:val="VerbatimChar"/>
@@ -39142,12 +39177,12 @@
           <w:t xml:space="preserve">library(future)</w:t>
         </w:r>
       </w:ins>
-      <w:ins w:id="269" w:author="PR Preview" w:date="2026-01-01T00:00:00Z">
+      <w:ins w:id="275" w:author="PR Preview" w:date="2026-01-01T00:00:00Z">
         <w:r>
           <w:br/>
         </w:r>
       </w:ins>
-      <w:ins w:id="270" w:author="PR Preview" w:date="2026-01-01T00:00:00Z">
+      <w:ins w:id="276" w:author="PR Preview" w:date="2026-01-01T00:00:00Z">
         <w:r>
           <w:rPr>
             <w:rStyle w:val="VerbatimChar"/>
@@ -39155,17 +39190,17 @@
           <w:t xml:space="preserve">library(future.apply)</w:t>
         </w:r>
       </w:ins>
-      <w:ins w:id="271" w:author="PR Preview" w:date="2026-01-01T00:00:00Z">
+      <w:ins w:id="277" w:author="PR Preview" w:date="2026-01-01T00:00:00Z">
         <w:r>
           <w:br/>
         </w:r>
       </w:ins>
-      <w:ins w:id="272" w:author="PR Preview" w:date="2026-01-01T00:00:00Z">
+      <w:ins w:id="278" w:author="PR Preview" w:date="2026-01-01T00:00:00Z">
         <w:r>
           <w:br/>
         </w:r>
       </w:ins>
-      <w:ins w:id="273" w:author="PR Preview" w:date="2026-01-01T00:00:00Z">
+      <w:ins w:id="279" w:author="PR Preview" w:date="2026-01-01T00:00:00Z">
         <w:r>
           <w:rPr>
             <w:rStyle w:val="VerbatimChar"/>
@@ -39173,12 +39208,12 @@
           <w:t xml:space="preserve"># First, plan how the future_lapply() will be resolved</w:t>
         </w:r>
       </w:ins>
-      <w:ins w:id="274" w:author="PR Preview" w:date="2026-01-01T00:00:00Z">
+      <w:ins w:id="280" w:author="PR Preview" w:date="2026-01-01T00:00:00Z">
         <w:r>
           <w:br/>
         </w:r>
       </w:ins>
-      <w:ins w:id="275" w:author="PR Preview" w:date="2026-01-01T00:00:00Z">
+      <w:ins w:id="281" w:author="PR Preview" w:date="2026-01-01T00:00:00Z">
         <w:r>
           <w:rPr>
             <w:rStyle w:val="VerbatimChar"/>
@@ -39186,12 +39221,12 @@
           <w:t xml:space="preserve">future::plan(</w:t>
         </w:r>
       </w:ins>
-      <w:ins w:id="276" w:author="PR Preview" w:date="2026-01-01T00:00:00Z">
+      <w:ins w:id="282" w:author="PR Preview" w:date="2026-01-01T00:00:00Z">
         <w:r>
           <w:br/>
         </w:r>
       </w:ins>
-      <w:ins w:id="277" w:author="PR Preview" w:date="2026-01-01T00:00:00Z">
+      <w:ins w:id="283" w:author="PR Preview" w:date="2026-01-01T00:00:00Z">
         <w:r>
           <w:rPr>
             <w:rStyle w:val="VerbatimChar"/>
@@ -39199,12 +39234,12 @@
           <w:t xml:space="preserve">  multisession, workers = future::availableCores() - 1</w:t>
         </w:r>
       </w:ins>
-      <w:ins w:id="278" w:author="PR Preview" w:date="2026-01-01T00:00:00Z">
+      <w:ins w:id="284" w:author="PR Preview" w:date="2026-01-01T00:00:00Z">
         <w:r>
           <w:br/>
         </w:r>
       </w:ins>
-      <w:ins w:id="279" w:author="PR Preview" w:date="2026-01-01T00:00:00Z">
+      <w:ins w:id="285" w:author="PR Preview" w:date="2026-01-01T00:00:00Z">
         <w:r>
           <w:rPr>
             <w:rStyle w:val="VerbatimChar"/>
@@ -39212,17 +39247,17 @@
           <w:t xml:space="preserve">)</w:t>
         </w:r>
       </w:ins>
-      <w:ins w:id="280" w:author="PR Preview" w:date="2026-01-01T00:00:00Z">
+      <w:ins w:id="286" w:author="PR Preview" w:date="2026-01-01T00:00:00Z">
         <w:r>
           <w:br/>
         </w:r>
       </w:ins>
-      <w:ins w:id="281" w:author="PR Preview" w:date="2026-01-01T00:00:00Z">
+      <w:ins w:id="287" w:author="PR Preview" w:date="2026-01-01T00:00:00Z">
         <w:r>
           <w:br/>
         </w:r>
       </w:ins>
-      <w:ins w:id="282" w:author="PR Preview" w:date="2026-01-01T00:00:00Z">
+      <w:ins w:id="288" w:author="PR Preview" w:date="2026-01-01T00:00:00Z">
         <w:r>
           <w:rPr>
             <w:rStyle w:val="VerbatimChar"/>
@@ -39230,12 +39265,12 @@
           <w:t xml:space="preserve"># Use future_lapply() to apply func to each element in mylist</w:t>
         </w:r>
       </w:ins>
-      <w:ins w:id="283" w:author="PR Preview" w:date="2026-01-01T00:00:00Z">
+      <w:ins w:id="289" w:author="PR Preview" w:date="2026-01-01T00:00:00Z">
         <w:r>
           <w:br/>
         </w:r>
       </w:ins>
-      <w:ins w:id="284" w:author="PR Preview" w:date="2026-01-01T00:00:00Z">
+      <w:ins w:id="290" w:author="PR Preview" w:date="2026-01-01T00:00:00Z">
         <w:r>
           <w:rPr>
             <w:rStyle w:val="VerbatimChar"/>
